--- a/zht/docx/079.content.docx
+++ b/zht/docx/079.content.docx
@@ -150,26 +150,6 @@
           <w:lang w:val="zh_TW" w:bidi="zh_TW"/>
         </w:rPr>
         <w:t>suo</w:t>
-      </w:r>
-      <w:r>
-        <w:rPr>
-          <w:lang w:val="zh_TW" w:bidi="zh_TW"/>
-        </w:rPr>
-      </w:r>
-    </w:p>
-    <w:p>
-      <w:pPr/>
-      <w:r>
-        <w:rPr>
-          <w:lang w:val="zh_TW" w:bidi="zh_TW"/>
-        </w:rPr>
-      </w:r>
-      <w:r>
-        <w:rPr>
-          <w:i/>
-          <w:lang w:val="zh_TW" w:bidi="zh_TW"/>
-        </w:rPr>
-        <w:t>所羅門的智慧</w:t>
       </w:r>
       <w:r>
         <w:rPr>

--- a/zht/docx/079.content.docx
+++ b/zht/docx/079.content.docx
@@ -19,7 +19,7 @@
         <w:rPr>
           <w:lang w:val="zh_TW" w:bidi="zh_TW"/>
         </w:rPr>
-        <w:t>Resource: Study Notes - Themes (Tyndale)</w:t>
+        <w:t>Resource: Tyndale Open Study Notes</w:t>
       </w:r>
       <w:r>
         <w:rPr>
@@ -112,7 +112,7 @@
         <w:rPr>
           <w:lang w:val="zh_TW" w:bidi="zh_TW"/>
         </w:rPr>
-        <w:t>Study Notes - Themes (Tyndale)</w:t>
+        <w:t>Tyndale Open Study Notes</w:t>
       </w:r>
     </w:p>
     <w:p>

--- a/zht/docx/079.content.docx
+++ b/zht/docx/079.content.docx
@@ -149,7 +149,7 @@
         <w:rPr>
           <w:lang w:val="zh_TW" w:bidi="zh_TW"/>
         </w:rPr>
-        <w:t>suo</w:t>
+        <w:t>ta</w:t>
       </w:r>
       <w:r>
         <w:rPr>
@@ -212,7 +212,7 @@
         <w:rPr>
           <w:lang w:val="zh_TW" w:bidi="zh_TW"/>
         </w:rPr>
-        <w:t>所羅門的智慧</w:t>
+        <w:t>「祂必再來」</w:t>
       </w:r>
       <w:r>
         <w:rPr>
@@ -231,7 +231,7 @@
         <w:rPr>
           <w:lang w:val="zh_TW" w:bidi="zh_TW"/>
         </w:rPr>
-        <w:t>神給所羅門王一個求取任何事物的機會，所羅門選擇求智慧。他希望能妥善治理神的子民，並明辨是非（</w:t>
+        <w:t>耶穌應許跟隨祂的人，祂將再來接他們，永遠與祂同在（</w:t>
       </w:r>
       <w:hyperlink r:id="rId13">
         <w:r>
@@ -242,14 +242,14 @@
             <w:color w:val="0000EE"/>
             <w:u w:val="single"/>
           </w:rPr>
-          <w:t>王上3:9</w:t>
+          <w:t>約14:1–3</w:t>
         </w:r>
       </w:hyperlink>
       <w:r>
         <w:rPr>
           <w:lang w:val="zh_TW" w:bidi="zh_TW"/>
         </w:rPr>
-        <w:t>）。因著這個無私的選擇，神不僅賜給他所求的智慧，也賜給他因善用智慧而帶來的諸多賞賜（</w:t>
+        <w:t>）。耶穌升天之後，使徒們得著一個信息，說祂將來還要再來（</w:t>
       </w:r>
       <w:hyperlink r:id="rId14">
         <w:r>
@@ -260,14 +260,14 @@
             <w:color w:val="0000EE"/>
             <w:u w:val="single"/>
           </w:rPr>
-          <w:t>3:12、13–14</w:t>
+          <w:t>徒1:9–11</w:t>
         </w:r>
       </w:hyperlink>
       <w:r>
         <w:rPr>
           <w:lang w:val="zh_TW" w:bidi="zh_TW"/>
         </w:rPr>
-        <w:t>；</w:t>
+        <w:t>）。在啟示錄所描述的異象中，約翰也聽見耶穌應許要再次回來（</w:t>
       </w:r>
       <w:hyperlink r:id="rId15">
         <w:r>
@@ -278,7 +278,7 @@
             <w:color w:val="0000EE"/>
             <w:u w:val="single"/>
           </w:rPr>
-          <w:t>代下1:14–17</w:t>
+          <w:t>啟22:6–20</w:t>
         </w:r>
       </w:hyperlink>
       <w:r>
@@ -299,7 +299,7 @@
         <w:rPr>
           <w:lang w:val="zh_TW" w:bidi="zh_TW"/>
         </w:rPr>
-        <w:t>所羅門的智慧隨即在行為中展現出來。他以智慧處理一場爭奪孩子的糾紛，令人驚嘆不已（</w:t>
+        <w:t>萬事終結的那一天，也就是「主的日子」（</w:t>
       </w:r>
       <w:hyperlink r:id="rId16">
         <w:r>
@@ -310,14 +310,14 @@
             <w:color w:val="0000EE"/>
             <w:u w:val="single"/>
           </w:rPr>
-          <w:t>王上3:16–28</w:t>
+          <w:t>帖後2:2</w:t>
         </w:r>
       </w:hyperlink>
       <w:r>
         <w:rPr>
           <w:lang w:val="zh_TW" w:bidi="zh_TW"/>
         </w:rPr>
-        <w:t>）。後來示巴女王來訪，向他提出許多難題，結果發現他的智慧遠超過她所聽聞的（</w:t>
+        <w:t>），將會突然臨到，「好像夜間的賊一樣」（</w:t>
       </w:r>
       <w:hyperlink r:id="rId17">
         <w:r>
@@ -328,76 +328,14 @@
             <w:color w:val="0000EE"/>
             <w:u w:val="single"/>
           </w:rPr>
-          <w:t>10:1–9</w:t>
+          <w:t>帖前5:2</w:t>
         </w:r>
       </w:hyperlink>
       <w:r>
         <w:rPr>
           <w:lang w:val="zh_TW" w:bidi="zh_TW"/>
         </w:rPr>
-        <w:t>）。</w:t>
-      </w:r>
-    </w:p>
-    <w:p>
-      <w:pPr/>
-      <w:r>
-        <w:rPr>
-          <w:lang w:val="zh_TW" w:bidi="zh_TW"/>
-        </w:rPr>
-      </w:r>
-      <w:r>
-        <w:rPr>
-          <w:lang w:val="zh_TW" w:bidi="zh_TW"/>
-        </w:rPr>
-        <w:t>所羅門的智慧</w:t>
-      </w:r>
-      <w:r>
-        <w:rPr>
-          <w:lang w:val="zh_TW" w:bidi="zh_TW"/>
-        </w:rPr>
-        <w:t>在多方面</w:t>
-      </w:r>
-      <w:r>
-        <w:rPr>
-          <w:lang w:val="zh_TW" w:bidi="zh_TW"/>
-        </w:rPr>
-        <w:t>表現出來</w:t>
-      </w:r>
-      <w:r>
-        <w:rPr>
-          <w:lang w:val="zh_TW" w:bidi="zh_TW"/>
-        </w:rPr>
-        <w:t>，包括：</w:t>
-      </w:r>
-    </w:p>
-    <w:p>
-      <w:pPr>
-        <w:pStyle w:val="ListBullet"/>
-        <w:spacing w:line="240" w:lineRule="auto"/>
-        <w:ind w:left="720"/>
-      </w:pPr>
-      <w:r>
-        <w:rPr>
-          <w:lang w:val="zh_TW" w:bidi="zh_TW"/>
-        </w:rPr>
-      </w:r>
-      <w:r>
-        <w:rPr>
-          <w:lang w:val="zh_TW" w:bidi="zh_TW"/>
-        </w:rPr>
-        <w:t>他如何組織和管理他的政府與</w:t>
-      </w:r>
-      <w:r>
-        <w:rPr>
-          <w:lang w:val="zh_TW" w:bidi="zh_TW"/>
-        </w:rPr>
-        <w:t>官吏</w:t>
-      </w:r>
-      <w:r>
-        <w:rPr>
-          <w:lang w:val="zh_TW" w:bidi="zh_TW"/>
-        </w:rPr>
-        <w:t>（</w:t>
+        <w:t>）。耶穌說，「惟獨父」知道那日子和那時辰（</w:t>
       </w:r>
       <w:hyperlink r:id="rId18">
         <w:r>
@@ -408,32 +346,14 @@
             <w:color w:val="0000EE"/>
             <w:u w:val="single"/>
           </w:rPr>
-          <w:t>4:1–28</w:t>
+          <w:t>太24:36</w:t>
         </w:r>
       </w:hyperlink>
       <w:r>
         <w:rPr>
           <w:lang w:val="zh_TW" w:bidi="zh_TW"/>
         </w:rPr>
-        <w:t>）。</w:t>
-      </w:r>
-    </w:p>
-    <w:p>
-      <w:pPr>
-        <w:pStyle w:val="ListBullet"/>
-        <w:spacing w:line="240" w:lineRule="auto"/>
-        <w:ind w:left="720"/>
-      </w:pPr>
-      <w:r>
-        <w:rPr>
-          <w:lang w:val="zh_TW" w:bidi="zh_TW"/>
-        </w:rPr>
-      </w:r>
-      <w:r>
-        <w:rPr>
-          <w:lang w:val="zh_TW" w:bidi="zh_TW"/>
-        </w:rPr>
-        <w:t>他如何處理與其它國家和王的外交關係（</w:t>
+        <w:t>；</w:t>
       </w:r>
       <w:hyperlink r:id="rId19">
         <w:r>
@@ -444,32 +364,42 @@
             <w:color w:val="0000EE"/>
             <w:u w:val="single"/>
           </w:rPr>
-          <w:t>5:1–9</w:t>
+          <w:t>徒1:6–7</w:t>
         </w:r>
       </w:hyperlink>
       <w:r>
         <w:rPr>
           <w:lang w:val="zh_TW" w:bidi="zh_TW"/>
         </w:rPr>
-        <w:t>）。</w:t>
+        <w:t>）。現在是懷抱盼望和信心的時候，而不是去猜測的時候。基督徒不應該為末日設定日期和時間。</w:t>
       </w:r>
     </w:p>
     <w:p>
-      <w:pPr>
-        <w:pStyle w:val="ListBullet"/>
-        <w:spacing w:line="240" w:lineRule="auto"/>
-        <w:ind w:left="720"/>
-      </w:pPr>
-      <w:r>
-        <w:rPr>
-          <w:lang w:val="zh_TW" w:bidi="zh_TW"/>
-        </w:rPr>
-      </w:r>
-      <w:r>
-        <w:rPr>
-          <w:lang w:val="zh_TW" w:bidi="zh_TW"/>
-        </w:rPr>
-        <w:t>他所建造的建築，尤其是聖殿與王宮（</w:t>
+      <w:pPr/>
+      <w:r>
+        <w:rPr>
+          <w:lang w:val="zh_TW" w:bidi="zh_TW"/>
+        </w:rPr>
+      </w:r>
+      <w:r>
+        <w:rPr>
+          <w:lang w:val="zh_TW" w:bidi="zh_TW"/>
+        </w:rPr>
+        <w:t>當聖經教導未來的事情（即世界末了時將會發生的事）時，給了我們兩個重要的信息：一是困難時期中的盼望，二是現今生活的智慧。聖經關於末後事情的教導，也稱為「末世論」（研究未來將要發生的事情），幫助我們專注於今天要如何忠心地生活。與其擔心這些事件何時發生，我們更應當關注當下的生命見證。</w:t>
+      </w:r>
+    </w:p>
+    <w:p>
+      <w:pPr/>
+      <w:r>
+        <w:rPr>
+          <w:lang w:val="zh_TW" w:bidi="zh_TW"/>
+        </w:rPr>
+      </w:r>
+      <w:r>
+        <w:rPr>
+          <w:lang w:val="zh_TW" w:bidi="zh_TW"/>
+        </w:rPr>
+        <w:t>使徒保羅描述了「離道反教」和「大罪人」顯露出來的事件，這些事件將發生在「主的日子」之前（</w:t>
       </w:r>
       <w:hyperlink r:id="rId20">
         <w:r>
@@ -480,32 +410,14 @@
             <w:color w:val="0000EE"/>
             <w:u w:val="single"/>
           </w:rPr>
-          <w:t>5:10–7:51</w:t>
+          <w:t>帖後2:1–12</w:t>
         </w:r>
       </w:hyperlink>
       <w:r>
         <w:rPr>
           <w:lang w:val="zh_TW" w:bidi="zh_TW"/>
         </w:rPr>
-        <w:t>）；以及</w:t>
-      </w:r>
-    </w:p>
-    <w:p>
-      <w:pPr>
-        <w:pStyle w:val="ListBullet"/>
-        <w:spacing w:line="240" w:lineRule="auto"/>
-        <w:ind w:left="720"/>
-      </w:pPr>
-      <w:r>
-        <w:rPr>
-          <w:lang w:val="zh_TW" w:bidi="zh_TW"/>
-        </w:rPr>
-      </w:r>
-      <w:r>
-        <w:rPr>
-          <w:lang w:val="zh_TW" w:bidi="zh_TW"/>
-        </w:rPr>
-        <w:t>他與其它國家的商業往來與貿易（</w:t>
+        <w:t>）。然而，他並不著重細節，而是提醒聽眾這些事，是為了駁斥錯誤的教導，並鼓勵那些因信仰受苦的基督徒（</w:t>
       </w:r>
       <w:hyperlink r:id="rId21">
         <w:r>
@@ -516,15 +428,9 @@
             <w:color w:val="0000EE"/>
             <w:u w:val="single"/>
           </w:rPr>
-          <w:t>9:26–28</w:t>
+          <w:t>帖後1:3–10，</w:t>
         </w:r>
       </w:hyperlink>
-      <w:r>
-        <w:rPr>
-          <w:lang w:val="zh_TW" w:bidi="zh_TW"/>
-        </w:rPr>
-        <w:t>，</w:t>
-      </w:r>
       <w:hyperlink r:id="rId22">
         <w:r>
           <w:rPr>
@@ -534,7 +440,7 @@
             <w:color w:val="0000EE"/>
             <w:u w:val="single"/>
           </w:rPr>
-          <w:t>10:14–29</w:t>
+          <w:t>2:5</w:t>
         </w:r>
       </w:hyperlink>
       <w:r>
@@ -555,7 +461,43 @@
         <w:rPr>
           <w:lang w:val="zh_TW" w:bidi="zh_TW"/>
         </w:rPr>
-        <w:t>所羅門獲得廣博的知識 （</w:t>
+        <w:t>當基督再來時，祂將：</w:t>
+      </w:r>
+    </w:p>
+    <w:p>
+      <w:pPr>
+        <w:pStyle w:val="ListBullet"/>
+        <w:spacing w:line="240" w:lineRule="auto"/>
+        <w:ind w:left="720"/>
+      </w:pPr>
+      <w:r>
+        <w:rPr>
+          <w:lang w:val="zh_TW" w:bidi="zh_TW"/>
+        </w:rPr>
+      </w:r>
+      <w:r>
+        <w:rPr>
+          <w:lang w:val="zh_TW" w:bidi="zh_TW"/>
+        </w:rPr>
+        <w:t>戰勝那些抵擋有關耶穌的好消息（福音）的仇敵</w:t>
+      </w:r>
+    </w:p>
+    <w:p>
+      <w:pPr>
+        <w:pStyle w:val="ListBullet"/>
+        <w:spacing w:line="240" w:lineRule="auto"/>
+        <w:ind w:left="720"/>
+      </w:pPr>
+      <w:r>
+        <w:rPr>
+          <w:lang w:val="zh_TW" w:bidi="zh_TW"/>
+        </w:rPr>
+      </w:r>
+      <w:r>
+        <w:rPr>
+          <w:lang w:val="zh_TW" w:bidi="zh_TW"/>
+        </w:rPr>
+        <w:t>拯救受苦的基督徒（</w:t>
       </w:r>
       <w:hyperlink r:id="rId23">
         <w:r>
@@ -566,26 +508,32 @@
             <w:color w:val="0000EE"/>
             <w:u w:val="single"/>
           </w:rPr>
-          <w:t>4:29–33</w:t>
+          <w:t>帖後1:7–10</w:t>
         </w:r>
       </w:hyperlink>
       <w:r>
         <w:rPr>
           <w:lang w:val="zh_TW" w:bidi="zh_TW"/>
         </w:rPr>
-        <w:t>）。他寫下箴言（</w:t>
-      </w:r>
-      <w:r>
-        <w:rPr>
-          <w:lang w:val="zh_TW" w:bidi="zh_TW"/>
-        </w:rPr>
-        <w:t>箴言的大部分內容</w:t>
-      </w:r>
-      <w:r>
-        <w:rPr>
-          <w:lang w:val="zh_TW" w:bidi="zh_TW"/>
-        </w:rPr>
-        <w:t>）和詩歌 （</w:t>
+        <w:t>）</w:t>
+      </w:r>
+    </w:p>
+    <w:p>
+      <w:pPr>
+        <w:pStyle w:val="ListBullet"/>
+        <w:spacing w:line="240" w:lineRule="auto"/>
+        <w:ind w:left="720"/>
+      </w:pPr>
+      <w:r>
+        <w:rPr>
+          <w:lang w:val="zh_TW" w:bidi="zh_TW"/>
+        </w:rPr>
+      </w:r>
+      <w:r>
+        <w:rPr>
+          <w:lang w:val="zh_TW" w:bidi="zh_TW"/>
+        </w:rPr>
+        <w:t>聚集祂的跟隨者，永遠與祂同在（</w:t>
       </w:r>
       <w:hyperlink r:id="rId24">
         <w:r>
@@ -596,14 +544,28 @@
             <w:color w:val="0000EE"/>
             <w:u w:val="single"/>
           </w:rPr>
-          <w:t>詩72</w:t>
+          <w:t>帖前4:13–17</w:t>
         </w:r>
       </w:hyperlink>
       <w:r>
         <w:rPr>
           <w:lang w:val="zh_TW" w:bidi="zh_TW"/>
         </w:rPr>
-        <w:t>，</w:t>
+        <w:t>）</w:t>
+      </w:r>
+    </w:p>
+    <w:p>
+      <w:pPr/>
+      <w:r>
+        <w:rPr>
+          <w:lang w:val="zh_TW" w:bidi="zh_TW"/>
+        </w:rPr>
+      </w:r>
+      <w:r>
+        <w:rPr>
+          <w:lang w:val="zh_TW" w:bidi="zh_TW"/>
+        </w:rPr>
+        <w:t>這個未來的事件需要我們現在就作出回應。凡接受福音、為神而活的人，都可以確信自己必蒙拯救；而那些拒絕神的人，將面對永遠的滅亡。神揀選並呼召基督徒，使他們得著盼望與安慰（</w:t>
       </w:r>
       <w:hyperlink r:id="rId25">
         <w:r>
@@ -614,14 +576,14 @@
             <w:color w:val="0000EE"/>
             <w:u w:val="single"/>
           </w:rPr>
-          <w:t>127</w:t>
+          <w:t>帖後2:13–14</w:t>
         </w:r>
       </w:hyperlink>
       <w:r>
         <w:rPr>
           <w:lang w:val="zh_TW" w:bidi="zh_TW"/>
         </w:rPr>
-        <w:t>），也寫下愛情詩（見雅歌）和哲學作品（見傳道書）。他運用智慧來建造聖殿 （</w:t>
+        <w:t>）。因此，他們如今能堅定站立，仰望將來（</w:t>
       </w:r>
       <w:hyperlink r:id="rId26">
         <w:r>
@@ -632,26 +594,37 @@
             <w:color w:val="0000EE"/>
             <w:u w:val="single"/>
           </w:rPr>
-          <w:t>代下2:12</w:t>
+          <w:t>2:14–15</w:t>
         </w:r>
       </w:hyperlink>
       <w:r>
         <w:rPr>
           <w:lang w:val="zh_TW" w:bidi="zh_TW"/>
         </w:rPr>
-        <w:t>）</w:t>
-      </w:r>
-      <w:r>
-        <w:rPr>
-          <w:lang w:val="zh_TW" w:bidi="zh_TW"/>
-        </w:rPr>
-        <w:t>，就像比撒列曾得到智慧來建造會幕一樣</w:t>
-      </w:r>
-      <w:r>
-        <w:rPr>
-          <w:lang w:val="zh_TW" w:bidi="zh_TW"/>
-        </w:rPr>
-        <w:t>（</w:t>
+        <w:t>），因為對主再來時的結局，他們已有所確據。</w:t>
+      </w:r>
+    </w:p>
+    <w:p>
+      <w:pPr/>
+      <w:r>
+        <w:rPr>
+          <w:lang w:val="zh_TW" w:bidi="zh_TW"/>
+        </w:rPr>
+      </w:r>
+      <w:r>
+        <w:rPr>
+          <w:u w:val="single"/>
+          <w:lang w:val="zh_TW" w:bidi="zh_TW"/>
+        </w:rPr>
+        <w:t>進深研究的經文段落</w:t>
+      </w:r>
+    </w:p>
+    <w:p>
+      <w:pPr/>
+      <w:r>
+        <w:rPr>
+          <w:lang w:val="zh_TW" w:bidi="zh_TW"/>
+        </w:rPr>
       </w:r>
       <w:hyperlink r:id="rId27">
         <w:r>
@@ -662,40 +635,32 @@
             <w:color w:val="0000EE"/>
             <w:u w:val="single"/>
           </w:rPr>
-          <w:t>出31:1–3</w:t>
+          <w:t>太25:1–46</w:t>
         </w:r>
       </w:hyperlink>
       <w:r>
         <w:rPr>
           <w:lang w:val="zh_TW" w:bidi="zh_TW"/>
         </w:rPr>
-        <w:t>）。</w:t>
-      </w:r>
-    </w:p>
-    <w:p>
-      <w:pPr/>
-      <w:r>
-        <w:rPr>
-          <w:lang w:val="zh_TW" w:bidi="zh_TW"/>
-        </w:rPr>
-      </w:r>
-      <w:r>
-        <w:rPr>
-          <w:lang w:val="zh_TW" w:bidi="zh_TW"/>
-        </w:rPr>
-        <w:t>耶穌強調所羅門的智慧極其出眾，並對聽眾說：「</w:t>
-      </w:r>
-      <w:r>
-        <w:rPr>
-          <w:lang w:val="zh_TW" w:bidi="zh_TW"/>
-        </w:rPr>
-        <w:t>在這裏有一人比所羅門更大</w:t>
-      </w:r>
-      <w:r>
-        <w:rPr>
-          <w:lang w:val="zh_TW" w:bidi="zh_TW"/>
-        </w:rPr>
-        <w:t>」（</w:t>
+        <w:t>；</w:t>
+      </w:r>
+      <w:hyperlink r:id="rId19">
+        <w:r>
+          <w:rPr>
+            <w:lang w:val="zh_TW" w:bidi="zh_TW"/>
+          </w:rPr>
+          <w:rPr>
+            <w:color w:val="0000EE"/>
+            <w:u w:val="single"/>
+          </w:rPr>
+          <w:t>徒1:6–7</w:t>
+        </w:r>
+      </w:hyperlink>
+      <w:r>
+        <w:rPr>
+          <w:lang w:val="zh_TW" w:bidi="zh_TW"/>
+        </w:rPr>
+        <w:t>；</w:t>
       </w:r>
       <w:hyperlink r:id="rId28">
         <w:r>
@@ -706,52 +671,16 @@
             <w:color w:val="0000EE"/>
             <w:u w:val="single"/>
           </w:rPr>
-          <w:t>太12:42</w:t>
+          <w:t>帖前4:13–5:11</w:t>
         </w:r>
       </w:hyperlink>
       <w:r>
         <w:rPr>
           <w:lang w:val="zh_TW" w:bidi="zh_TW"/>
         </w:rPr>
-        <w:t>）。</w:t>
-      </w:r>
-      <w:r>
-        <w:rPr>
-          <w:lang w:val="zh_TW" w:bidi="zh_TW"/>
-        </w:rPr>
-        <w:t>耶穌就是神的真智慧，</w:t>
-      </w:r>
-      <w:r>
-        <w:rPr>
-          <w:lang w:val="zh_TW" w:bidi="zh_TW"/>
-        </w:rPr>
-        <w:t>人唯有在</w:t>
-      </w:r>
-      <w:r>
-        <w:rPr>
-          <w:lang w:val="zh_TW" w:bidi="zh_TW"/>
-        </w:rPr>
-        <w:t>祂裡面</w:t>
-      </w:r>
-      <w:r>
-        <w:rPr>
-          <w:lang w:val="zh_TW" w:bidi="zh_TW"/>
-        </w:rPr>
-        <w:t>才</w:t>
-      </w:r>
-      <w:r>
-        <w:rPr>
-          <w:lang w:val="zh_TW" w:bidi="zh_TW"/>
-        </w:rPr>
-        <w:t>能找到終極的智慧</w:t>
-      </w:r>
-      <w:r>
-        <w:rPr>
-          <w:lang w:val="zh_TW" w:bidi="zh_TW"/>
-        </w:rPr>
-        <w:t>（</w:t>
-      </w:r>
-      <w:hyperlink r:id="rId29">
+        <w:t>；</w:t>
+      </w:r>
+      <w:hyperlink r:id="rId23">
         <w:r>
           <w:rPr>
             <w:lang w:val="zh_TW" w:bidi="zh_TW"/>
@@ -760,16 +689,10 @@
             <w:color w:val="0000EE"/>
             <w:u w:val="single"/>
           </w:rPr>
-          <w:t>林前1:24</w:t>
+          <w:t>帖後1:7–10，</w:t>
         </w:r>
       </w:hyperlink>
-      <w:r>
-        <w:rPr>
-          <w:lang w:val="zh_TW" w:bidi="zh_TW"/>
-        </w:rPr>
-        <w:t>）。真正有智慧的生命，是以耶穌基督與聖經真理為中心的（</w:t>
-      </w:r>
-      <w:hyperlink r:id="rId30">
+      <w:hyperlink r:id="rId20">
         <w:r>
           <w:rPr>
             <w:lang w:val="zh_TW" w:bidi="zh_TW"/>
@@ -778,354 +701,7 @@
             <w:color w:val="0000EE"/>
             <w:u w:val="single"/>
           </w:rPr>
-          <w:t>林前1:18–25</w:t>
-        </w:r>
-      </w:hyperlink>
-      <w:r>
-        <w:rPr>
-          <w:lang w:val="zh_TW" w:bidi="zh_TW"/>
-        </w:rPr>
-        <w:t>；</w:t>
-      </w:r>
-      <w:hyperlink r:id="rId31">
-        <w:r>
-          <w:rPr>
-            <w:lang w:val="zh_TW" w:bidi="zh_TW"/>
-          </w:rPr>
-          <w:rPr>
-            <w:color w:val="0000EE"/>
-            <w:u w:val="single"/>
-          </w:rPr>
-          <w:t>西3:16</w:t>
-        </w:r>
-      </w:hyperlink>
-      <w:r>
-        <w:rPr>
-          <w:lang w:val="zh_TW" w:bidi="zh_TW"/>
-        </w:rPr>
-        <w:t>；</w:t>
-      </w:r>
-      <w:hyperlink r:id="rId32">
-        <w:r>
-          <w:rPr>
-            <w:lang w:val="zh_TW" w:bidi="zh_TW"/>
-          </w:rPr>
-          <w:rPr>
-            <w:color w:val="0000EE"/>
-            <w:u w:val="single"/>
-          </w:rPr>
-          <w:t>彼後3:18</w:t>
-        </w:r>
-      </w:hyperlink>
-      <w:r>
-        <w:rPr>
-          <w:lang w:val="zh_TW" w:bidi="zh_TW"/>
-        </w:rPr>
-        <w:t>；</w:t>
-      </w:r>
-      <w:hyperlink r:id="rId33">
-        <w:r>
-          <w:rPr>
-            <w:lang w:val="zh_TW" w:bidi="zh_TW"/>
-          </w:rPr>
-          <w:rPr>
-            <w:color w:val="0000EE"/>
-            <w:u w:val="single"/>
-          </w:rPr>
-          <w:t>提後3:14–17</w:t>
-        </w:r>
-      </w:hyperlink>
-      <w:r>
-        <w:rPr>
-          <w:lang w:val="zh_TW" w:bidi="zh_TW"/>
-        </w:rPr>
-        <w:t>）。</w:t>
-      </w:r>
-    </w:p>
-    <w:p>
-      <w:pPr/>
-      <w:r>
-        <w:rPr>
-          <w:lang w:val="zh_TW" w:bidi="zh_TW"/>
-        </w:rPr>
-      </w:r>
-      <w:r>
-        <w:rPr>
-          <w:u w:val="single"/>
-          <w:lang w:val="zh_TW" w:bidi="zh_TW"/>
-        </w:rPr>
-        <w:t>進深研究的經文段落</w:t>
-      </w:r>
-    </w:p>
-    <w:p>
-      <w:pPr/>
-      <w:r>
-        <w:rPr>
-          <w:lang w:val="zh_TW" w:bidi="zh_TW"/>
-        </w:rPr>
-      </w:r>
-      <w:hyperlink r:id="rId34">
-        <w:r>
-          <w:rPr>
-            <w:lang w:val="zh_TW" w:bidi="zh_TW"/>
-          </w:rPr>
-          <w:rPr>
-            <w:color w:val="0000EE"/>
-            <w:u w:val="single"/>
-          </w:rPr>
-          <w:t>出31:1–6</w:t>
-        </w:r>
-      </w:hyperlink>
-      <w:r>
-        <w:rPr>
-          <w:lang w:val="zh_TW" w:bidi="zh_TW"/>
-        </w:rPr>
-        <w:t>；</w:t>
-      </w:r>
-      <w:hyperlink r:id="rId35">
-        <w:r>
-          <w:rPr>
-            <w:lang w:val="zh_TW" w:bidi="zh_TW"/>
-          </w:rPr>
-          <w:rPr>
-            <w:color w:val="0000EE"/>
-            <w:u w:val="single"/>
-          </w:rPr>
-          <w:t>王上3:5–14</w:t>
-        </w:r>
-      </w:hyperlink>
-      <w:r>
-        <w:rPr>
-          <w:lang w:val="zh_TW" w:bidi="zh_TW"/>
-        </w:rPr>
-        <w:t>，</w:t>
-      </w:r>
-      <w:hyperlink r:id="rId16">
-        <w:r>
-          <w:rPr>
-            <w:lang w:val="zh_TW" w:bidi="zh_TW"/>
-          </w:rPr>
-          <w:rPr>
-            <w:color w:val="0000EE"/>
-            <w:u w:val="single"/>
-          </w:rPr>
-          <w:t>3:16–28</w:t>
-        </w:r>
-      </w:hyperlink>
-      <w:r>
-        <w:rPr>
-          <w:lang w:val="zh_TW" w:bidi="zh_TW"/>
-        </w:rPr>
-        <w:t>，</w:t>
-      </w:r>
-      <w:hyperlink r:id="rId36">
-        <w:r>
-          <w:rPr>
-            <w:lang w:val="zh_TW" w:bidi="zh_TW"/>
-          </w:rPr>
-          <w:rPr>
-            <w:color w:val="0000EE"/>
-            <w:u w:val="single"/>
-          </w:rPr>
-          <w:t>4:29–34</w:t>
-        </w:r>
-      </w:hyperlink>
-      <w:r>
-        <w:rPr>
-          <w:lang w:val="zh_TW" w:bidi="zh_TW"/>
-        </w:rPr>
-        <w:t>，</w:t>
-      </w:r>
-      <w:hyperlink r:id="rId37">
-        <w:r>
-          <w:rPr>
-            <w:lang w:val="zh_TW" w:bidi="zh_TW"/>
-          </w:rPr>
-          <w:rPr>
-            <w:color w:val="0000EE"/>
-            <w:u w:val="single"/>
-          </w:rPr>
-          <w:t>5:2–7</w:t>
-        </w:r>
-      </w:hyperlink>
-      <w:r>
-        <w:rPr>
-          <w:lang w:val="zh_TW" w:bidi="zh_TW"/>
-        </w:rPr>
-        <w:t>，</w:t>
-      </w:r>
-      <w:hyperlink r:id="rId38">
-        <w:r>
-          <w:rPr>
-            <w:lang w:val="zh_TW" w:bidi="zh_TW"/>
-          </w:rPr>
-          <w:rPr>
-            <w:color w:val="0000EE"/>
-            <w:u w:val="single"/>
-          </w:rPr>
-          <w:t>10:1–13</w:t>
-        </w:r>
-      </w:hyperlink>
-      <w:r>
-        <w:rPr>
-          <w:lang w:val="zh_TW" w:bidi="zh_TW"/>
-        </w:rPr>
-        <w:t>；</w:t>
-      </w:r>
-      <w:hyperlink r:id="rId39">
-        <w:r>
-          <w:rPr>
-            <w:lang w:val="zh_TW" w:bidi="zh_TW"/>
-          </w:rPr>
-          <w:rPr>
-            <w:color w:val="0000EE"/>
-            <w:u w:val="single"/>
-          </w:rPr>
-          <w:t>代下1:7–12</w:t>
-        </w:r>
-      </w:hyperlink>
-      <w:r>
-        <w:rPr>
-          <w:lang w:val="zh_TW" w:bidi="zh_TW"/>
-        </w:rPr>
-        <w:t>；</w:t>
-      </w:r>
-      <w:hyperlink r:id="rId24">
-        <w:r>
-          <w:rPr>
-            <w:lang w:val="zh_TW" w:bidi="zh_TW"/>
-          </w:rPr>
-          <w:rPr>
-            <w:color w:val="0000EE"/>
-            <w:u w:val="single"/>
-          </w:rPr>
-          <w:t>詩72:1–20</w:t>
-        </w:r>
-      </w:hyperlink>
-      <w:r>
-        <w:rPr>
-          <w:lang w:val="zh_TW" w:bidi="zh_TW"/>
-        </w:rPr>
-        <w:t>，</w:t>
-      </w:r>
-      <w:hyperlink r:id="rId40">
-        <w:r>
-          <w:rPr>
-            <w:lang w:val="zh_TW" w:bidi="zh_TW"/>
-          </w:rPr>
-          <w:rPr>
-            <w:color w:val="0000EE"/>
-            <w:u w:val="single"/>
-          </w:rPr>
-          <w:t>111:10</w:t>
-        </w:r>
-      </w:hyperlink>
-      <w:r>
-        <w:rPr>
-          <w:lang w:val="zh_TW" w:bidi="zh_TW"/>
-        </w:rPr>
-        <w:t>，</w:t>
-      </w:r>
-      <w:hyperlink r:id="rId25">
-        <w:r>
-          <w:rPr>
-            <w:lang w:val="zh_TW" w:bidi="zh_TW"/>
-          </w:rPr>
-          <w:rPr>
-            <w:color w:val="0000EE"/>
-            <w:u w:val="single"/>
-          </w:rPr>
-          <w:t>127:1–5</w:t>
-        </w:r>
-      </w:hyperlink>
-      <w:r>
-        <w:rPr>
-          <w:lang w:val="zh_TW" w:bidi="zh_TW"/>
-        </w:rPr>
-        <w:t>；</w:t>
-      </w:r>
-      <w:hyperlink r:id="rId41">
-        <w:r>
-          <w:rPr>
-            <w:lang w:val="zh_TW" w:bidi="zh_TW"/>
-          </w:rPr>
-          <w:rPr>
-            <w:color w:val="0000EE"/>
-            <w:u w:val="single"/>
-          </w:rPr>
-          <w:t>傳12:9–14</w:t>
-        </w:r>
-      </w:hyperlink>
-      <w:r>
-        <w:rPr>
-          <w:lang w:val="zh_TW" w:bidi="zh_TW"/>
-        </w:rPr>
-        <w:t>；</w:t>
-      </w:r>
-      <w:hyperlink r:id="rId42">
-        <w:r>
-          <w:rPr>
-            <w:lang w:val="zh_TW" w:bidi="zh_TW"/>
-          </w:rPr>
-          <w:rPr>
-            <w:color w:val="0000EE"/>
-            <w:u w:val="single"/>
-          </w:rPr>
-          <w:t>賽11:1–5</w:t>
-        </w:r>
-      </w:hyperlink>
-      <w:r>
-        <w:rPr>
-          <w:lang w:val="zh_TW" w:bidi="zh_TW"/>
-        </w:rPr>
-        <w:t>；</w:t>
-      </w:r>
-      <w:hyperlink r:id="rId43">
-        <w:r>
-          <w:rPr>
-            <w:lang w:val="zh_TW" w:bidi="zh_TW"/>
-          </w:rPr>
-          <w:rPr>
-            <w:color w:val="0000EE"/>
-            <w:u w:val="single"/>
-          </w:rPr>
-          <w:t>耶9:23–24</w:t>
-        </w:r>
-      </w:hyperlink>
-      <w:r>
-        <w:rPr>
-          <w:lang w:val="zh_TW" w:bidi="zh_TW"/>
-        </w:rPr>
-        <w:t>；</w:t>
-      </w:r>
-      <w:hyperlink r:id="rId28">
-        <w:r>
-          <w:rPr>
-            <w:lang w:val="zh_TW" w:bidi="zh_TW"/>
-          </w:rPr>
-          <w:rPr>
-            <w:color w:val="0000EE"/>
-            <w:u w:val="single"/>
-          </w:rPr>
-          <w:t>太12:42</w:t>
-        </w:r>
-      </w:hyperlink>
-      <w:r>
-        <w:rPr>
-          <w:lang w:val="zh_TW" w:bidi="zh_TW"/>
-        </w:rPr>
-        <w:t>；</w:t>
-      </w:r>
-      <w:hyperlink r:id="rId44">
-        <w:r>
-          <w:rPr>
-            <w:lang w:val="zh_TW" w:bidi="zh_TW"/>
-          </w:rPr>
-          <w:rPr>
-            <w:color w:val="0000EE"/>
-            <w:u w:val="single"/>
-          </w:rPr>
-          <w:t>雅1:5</w:t>
+          <w:t>帖後2:1–12</w:t>
         </w:r>
       </w:hyperlink>
       <w:r>

--- a/zht/docx/079.content.docx
+++ b/zht/docx/079.content.docx
@@ -19,7 +19,7 @@
         <w:rPr>
           <w:lang w:val="zh_TW" w:bidi="zh_TW"/>
         </w:rPr>
-        <w:t>Resource: Tyndale Open Study Notes</w:t>
+        <w:t>Resource: Aquifer Open Study Notes (Themes)</w:t>
       </w:r>
       <w:r>
         <w:rPr>
@@ -112,7 +112,7 @@
         <w:rPr>
           <w:lang w:val="zh_TW" w:bidi="zh_TW"/>
         </w:rPr>
-        <w:t>Tyndale Open Study Notes</w:t>
+        <w:t>Aquifer Open Study Notes (Themes)</w:t>
       </w:r>
     </w:p>
     <w:p>

--- a/zht/docx/079.content.docx
+++ b/zht/docx/079.content.docx
@@ -233,54 +233,36 @@
         </w:rPr>
         <w:t>耶穌應許跟隨祂的人，祂將再來接他們，永遠與祂同在（</w:t>
       </w:r>
-      <w:hyperlink r:id="rId13">
-        <w:r>
-          <w:rPr>
-            <w:lang w:val="zh_TW" w:bidi="zh_TW"/>
-          </w:rPr>
-          <w:rPr>
-            <w:color w:val="0000EE"/>
-            <w:u w:val="single"/>
-          </w:rPr>
-          <w:t>約14:1–3</w:t>
-        </w:r>
-      </w:hyperlink>
+      <w:r>
+        <w:rPr>
+          <w:lang w:val="zh_TW" w:bidi="zh_TW"/>
+        </w:rPr>
+        <w:t>約14:1–3</w:t>
+      </w:r>
       <w:r>
         <w:rPr>
           <w:lang w:val="zh_TW" w:bidi="zh_TW"/>
         </w:rPr>
         <w:t>）。耶穌升天之後，使徒們得著一個信息，說祂將來還要再來（</w:t>
       </w:r>
-      <w:hyperlink r:id="rId14">
-        <w:r>
-          <w:rPr>
-            <w:lang w:val="zh_TW" w:bidi="zh_TW"/>
-          </w:rPr>
-          <w:rPr>
-            <w:color w:val="0000EE"/>
-            <w:u w:val="single"/>
-          </w:rPr>
-          <w:t>徒1:9–11</w:t>
-        </w:r>
-      </w:hyperlink>
+      <w:r>
+        <w:rPr>
+          <w:lang w:val="zh_TW" w:bidi="zh_TW"/>
+        </w:rPr>
+        <w:t>徒1:9–11</w:t>
+      </w:r>
       <w:r>
         <w:rPr>
           <w:lang w:val="zh_TW" w:bidi="zh_TW"/>
         </w:rPr>
         <w:t>）。在啟示錄所描述的異象中，約翰也聽見耶穌應許要再次回來（</w:t>
       </w:r>
-      <w:hyperlink r:id="rId15">
-        <w:r>
-          <w:rPr>
-            <w:lang w:val="zh_TW" w:bidi="zh_TW"/>
-          </w:rPr>
-          <w:rPr>
-            <w:color w:val="0000EE"/>
-            <w:u w:val="single"/>
-          </w:rPr>
-          <w:t>啟22:6–20</w:t>
-        </w:r>
-      </w:hyperlink>
+      <w:r>
+        <w:rPr>
+          <w:lang w:val="zh_TW" w:bidi="zh_TW"/>
+        </w:rPr>
+        <w:t>啟22:6–20</w:t>
+      </w:r>
       <w:r>
         <w:rPr>
           <w:lang w:val="zh_TW" w:bidi="zh_TW"/>
@@ -301,72 +283,48 @@
         </w:rPr>
         <w:t>萬事終結的那一天，也就是「主的日子」（</w:t>
       </w:r>
-      <w:hyperlink r:id="rId16">
-        <w:r>
-          <w:rPr>
-            <w:lang w:val="zh_TW" w:bidi="zh_TW"/>
-          </w:rPr>
-          <w:rPr>
-            <w:color w:val="0000EE"/>
-            <w:u w:val="single"/>
-          </w:rPr>
-          <w:t>帖後2:2</w:t>
-        </w:r>
-      </w:hyperlink>
+      <w:r>
+        <w:rPr>
+          <w:lang w:val="zh_TW" w:bidi="zh_TW"/>
+        </w:rPr>
+        <w:t>帖後2:2</w:t>
+      </w:r>
       <w:r>
         <w:rPr>
           <w:lang w:val="zh_TW" w:bidi="zh_TW"/>
         </w:rPr>
         <w:t>），將會突然臨到，「好像夜間的賊一樣」（</w:t>
       </w:r>
-      <w:hyperlink r:id="rId17">
-        <w:r>
-          <w:rPr>
-            <w:lang w:val="zh_TW" w:bidi="zh_TW"/>
-          </w:rPr>
-          <w:rPr>
-            <w:color w:val="0000EE"/>
-            <w:u w:val="single"/>
-          </w:rPr>
-          <w:t>帖前5:2</w:t>
-        </w:r>
-      </w:hyperlink>
+      <w:r>
+        <w:rPr>
+          <w:lang w:val="zh_TW" w:bidi="zh_TW"/>
+        </w:rPr>
+        <w:t>帖前5:2</w:t>
+      </w:r>
       <w:r>
         <w:rPr>
           <w:lang w:val="zh_TW" w:bidi="zh_TW"/>
         </w:rPr>
         <w:t>）。耶穌說，「惟獨父」知道那日子和那時辰（</w:t>
       </w:r>
-      <w:hyperlink r:id="rId18">
-        <w:r>
-          <w:rPr>
-            <w:lang w:val="zh_TW" w:bidi="zh_TW"/>
-          </w:rPr>
-          <w:rPr>
-            <w:color w:val="0000EE"/>
-            <w:u w:val="single"/>
-          </w:rPr>
-          <w:t>太24:36</w:t>
-        </w:r>
-      </w:hyperlink>
+      <w:r>
+        <w:rPr>
+          <w:lang w:val="zh_TW" w:bidi="zh_TW"/>
+        </w:rPr>
+        <w:t>太24:36</w:t>
+      </w:r>
       <w:r>
         <w:rPr>
           <w:lang w:val="zh_TW" w:bidi="zh_TW"/>
         </w:rPr>
         <w:t>；</w:t>
       </w:r>
-      <w:hyperlink r:id="rId19">
-        <w:r>
-          <w:rPr>
-            <w:lang w:val="zh_TW" w:bidi="zh_TW"/>
-          </w:rPr>
-          <w:rPr>
-            <w:color w:val="0000EE"/>
-            <w:u w:val="single"/>
-          </w:rPr>
-          <w:t>徒1:6–7</w:t>
-        </w:r>
-      </w:hyperlink>
+      <w:r>
+        <w:rPr>
+          <w:lang w:val="zh_TW" w:bidi="zh_TW"/>
+        </w:rPr>
+        <w:t>徒1:6–7</w:t>
+      </w:r>
       <w:r>
         <w:rPr>
           <w:lang w:val="zh_TW" w:bidi="zh_TW"/>
@@ -401,48 +359,30 @@
         </w:rPr>
         <w:t>使徒保羅描述了「離道反教」和「大罪人」顯露出來的事件，這些事件將發生在「主的日子」之前（</w:t>
       </w:r>
-      <w:hyperlink r:id="rId20">
-        <w:r>
-          <w:rPr>
-            <w:lang w:val="zh_TW" w:bidi="zh_TW"/>
-          </w:rPr>
-          <w:rPr>
-            <w:color w:val="0000EE"/>
-            <w:u w:val="single"/>
-          </w:rPr>
-          <w:t>帖後2:1–12</w:t>
-        </w:r>
-      </w:hyperlink>
+      <w:r>
+        <w:rPr>
+          <w:lang w:val="zh_TW" w:bidi="zh_TW"/>
+        </w:rPr>
+        <w:t>帖後2:1–12</w:t>
+      </w:r>
       <w:r>
         <w:rPr>
           <w:lang w:val="zh_TW" w:bidi="zh_TW"/>
         </w:rPr>
         <w:t>）。然而，他並不著重細節，而是提醒聽眾這些事，是為了駁斥錯誤的教導，並鼓勵那些因信仰受苦的基督徒（</w:t>
       </w:r>
-      <w:hyperlink r:id="rId21">
-        <w:r>
-          <w:rPr>
-            <w:lang w:val="zh_TW" w:bidi="zh_TW"/>
-          </w:rPr>
-          <w:rPr>
-            <w:color w:val="0000EE"/>
-            <w:u w:val="single"/>
-          </w:rPr>
-          <w:t>帖後1:3–10，</w:t>
-        </w:r>
-      </w:hyperlink>
-      <w:hyperlink r:id="rId22">
-        <w:r>
-          <w:rPr>
-            <w:lang w:val="zh_TW" w:bidi="zh_TW"/>
-          </w:rPr>
-          <w:rPr>
-            <w:color w:val="0000EE"/>
-            <w:u w:val="single"/>
-          </w:rPr>
-          <w:t>2:5</w:t>
-        </w:r>
-      </w:hyperlink>
+      <w:r>
+        <w:rPr>
+          <w:lang w:val="zh_TW" w:bidi="zh_TW"/>
+        </w:rPr>
+        <w:t>帖後1:3–10，</w:t>
+      </w:r>
+      <w:r>
+        <w:rPr>
+          <w:lang w:val="zh_TW" w:bidi="zh_TW"/>
+        </w:rPr>
+        <w:t>2:5</w:t>
+      </w:r>
       <w:r>
         <w:rPr>
           <w:lang w:val="zh_TW" w:bidi="zh_TW"/>
@@ -499,18 +439,12 @@
         </w:rPr>
         <w:t>拯救受苦的基督徒（</w:t>
       </w:r>
-      <w:hyperlink r:id="rId23">
-        <w:r>
-          <w:rPr>
-            <w:lang w:val="zh_TW" w:bidi="zh_TW"/>
-          </w:rPr>
-          <w:rPr>
-            <w:color w:val="0000EE"/>
-            <w:u w:val="single"/>
-          </w:rPr>
-          <w:t>帖後1:7–10</w:t>
-        </w:r>
-      </w:hyperlink>
+      <w:r>
+        <w:rPr>
+          <w:lang w:val="zh_TW" w:bidi="zh_TW"/>
+        </w:rPr>
+        <w:t>帖後1:7–10</w:t>
+      </w:r>
       <w:r>
         <w:rPr>
           <w:lang w:val="zh_TW" w:bidi="zh_TW"/>
@@ -535,18 +469,12 @@
         </w:rPr>
         <w:t>聚集祂的跟隨者，永遠與祂同在（</w:t>
       </w:r>
-      <w:hyperlink r:id="rId24">
-        <w:r>
-          <w:rPr>
-            <w:lang w:val="zh_TW" w:bidi="zh_TW"/>
-          </w:rPr>
-          <w:rPr>
-            <w:color w:val="0000EE"/>
-            <w:u w:val="single"/>
-          </w:rPr>
-          <w:t>帖前4:13–17</w:t>
-        </w:r>
-      </w:hyperlink>
+      <w:r>
+        <w:rPr>
+          <w:lang w:val="zh_TW" w:bidi="zh_TW"/>
+        </w:rPr>
+        <w:t>帖前4:13–17</w:t>
+      </w:r>
       <w:r>
         <w:rPr>
           <w:lang w:val="zh_TW" w:bidi="zh_TW"/>
@@ -567,36 +495,24 @@
         </w:rPr>
         <w:t>這個未來的事件需要我們現在就作出回應。凡接受福音、為神而活的人，都可以確信自己必蒙拯救；而那些拒絕神的人，將面對永遠的滅亡。神揀選並呼召基督徒，使他們得著盼望與安慰（</w:t>
       </w:r>
-      <w:hyperlink r:id="rId25">
-        <w:r>
-          <w:rPr>
-            <w:lang w:val="zh_TW" w:bidi="zh_TW"/>
-          </w:rPr>
-          <w:rPr>
-            <w:color w:val="0000EE"/>
-            <w:u w:val="single"/>
-          </w:rPr>
-          <w:t>帖後2:13–14</w:t>
-        </w:r>
-      </w:hyperlink>
+      <w:r>
+        <w:rPr>
+          <w:lang w:val="zh_TW" w:bidi="zh_TW"/>
+        </w:rPr>
+        <w:t>帖後2:13–14</w:t>
+      </w:r>
       <w:r>
         <w:rPr>
           <w:lang w:val="zh_TW" w:bidi="zh_TW"/>
         </w:rPr>
         <w:t>）。因此，他們如今能堅定站立，仰望將來（</w:t>
       </w:r>
-      <w:hyperlink r:id="rId26">
-        <w:r>
-          <w:rPr>
-            <w:lang w:val="zh_TW" w:bidi="zh_TW"/>
-          </w:rPr>
-          <w:rPr>
-            <w:color w:val="0000EE"/>
-            <w:u w:val="single"/>
-          </w:rPr>
-          <w:t>2:14–15</w:t>
-        </w:r>
-      </w:hyperlink>
+      <w:r>
+        <w:rPr>
+          <w:lang w:val="zh_TW" w:bidi="zh_TW"/>
+        </w:rPr>
+        <w:t>2:14–15</w:t>
+      </w:r>
       <w:r>
         <w:rPr>
           <w:lang w:val="zh_TW" w:bidi="zh_TW"/>
@@ -626,84 +542,54 @@
           <w:lang w:val="zh_TW" w:bidi="zh_TW"/>
         </w:rPr>
       </w:r>
-      <w:hyperlink r:id="rId27">
-        <w:r>
-          <w:rPr>
-            <w:lang w:val="zh_TW" w:bidi="zh_TW"/>
-          </w:rPr>
-          <w:rPr>
-            <w:color w:val="0000EE"/>
-            <w:u w:val="single"/>
-          </w:rPr>
-          <w:t>太25:1–46</w:t>
-        </w:r>
-      </w:hyperlink>
+      <w:r>
+        <w:rPr>
+          <w:lang w:val="zh_TW" w:bidi="zh_TW"/>
+        </w:rPr>
+        <w:t>太25:1–46</w:t>
+      </w:r>
       <w:r>
         <w:rPr>
           <w:lang w:val="zh_TW" w:bidi="zh_TW"/>
         </w:rPr>
         <w:t>；</w:t>
       </w:r>
-      <w:hyperlink r:id="rId19">
-        <w:r>
-          <w:rPr>
-            <w:lang w:val="zh_TW" w:bidi="zh_TW"/>
-          </w:rPr>
-          <w:rPr>
-            <w:color w:val="0000EE"/>
-            <w:u w:val="single"/>
-          </w:rPr>
-          <w:t>徒1:6–7</w:t>
-        </w:r>
-      </w:hyperlink>
+      <w:r>
+        <w:rPr>
+          <w:lang w:val="zh_TW" w:bidi="zh_TW"/>
+        </w:rPr>
+        <w:t>徒1:6–7</w:t>
+      </w:r>
       <w:r>
         <w:rPr>
           <w:lang w:val="zh_TW" w:bidi="zh_TW"/>
         </w:rPr>
         <w:t>；</w:t>
       </w:r>
-      <w:hyperlink r:id="rId28">
-        <w:r>
-          <w:rPr>
-            <w:lang w:val="zh_TW" w:bidi="zh_TW"/>
-          </w:rPr>
-          <w:rPr>
-            <w:color w:val="0000EE"/>
-            <w:u w:val="single"/>
-          </w:rPr>
-          <w:t>帖前4:13–5:11</w:t>
-        </w:r>
-      </w:hyperlink>
+      <w:r>
+        <w:rPr>
+          <w:lang w:val="zh_TW" w:bidi="zh_TW"/>
+        </w:rPr>
+        <w:t>帖前4:13–5:11</w:t>
+      </w:r>
       <w:r>
         <w:rPr>
           <w:lang w:val="zh_TW" w:bidi="zh_TW"/>
         </w:rPr>
         <w:t>；</w:t>
       </w:r>
-      <w:hyperlink r:id="rId23">
-        <w:r>
-          <w:rPr>
-            <w:lang w:val="zh_TW" w:bidi="zh_TW"/>
-          </w:rPr>
-          <w:rPr>
-            <w:color w:val="0000EE"/>
-            <w:u w:val="single"/>
-          </w:rPr>
-          <w:t>帖後1:7–10，</w:t>
-        </w:r>
-      </w:hyperlink>
-      <w:hyperlink r:id="rId20">
-        <w:r>
-          <w:rPr>
-            <w:lang w:val="zh_TW" w:bidi="zh_TW"/>
-          </w:rPr>
-          <w:rPr>
-            <w:color w:val="0000EE"/>
-            <w:u w:val="single"/>
-          </w:rPr>
-          <w:t>帖後2:1–12</w:t>
-        </w:r>
-      </w:hyperlink>
+      <w:r>
+        <w:rPr>
+          <w:lang w:val="zh_TW" w:bidi="zh_TW"/>
+        </w:rPr>
+        <w:t>帖後1:7–10，</w:t>
+      </w:r>
+      <w:r>
+        <w:rPr>
+          <w:lang w:val="zh_TW" w:bidi="zh_TW"/>
+        </w:rPr>
+        <w:t>帖後2:1–12</w:t>
+      </w:r>
       <w:r>
         <w:rPr>
           <w:lang w:val="zh_TW" w:bidi="zh_TW"/>
